--- a/Project Descriptions/Architecture Smells & Design Rule Space Evolution Detection.docx
+++ b/Project Descriptions/Architecture Smells & Design Rule Space Evolution Detection.docx
@@ -1,6 +1,6 @@
 
 <file path=word/document.xml><?xml version="1.0" encoding="utf-8"?>
-<w:document xmlns:wpc="http://schemas.microsoft.com/office/word/2010/wordprocessingCanvas" xmlns:cx="http://schemas.microsoft.com/office/drawing/2014/chartex" xmlns:cx1="http://schemas.microsoft.com/office/drawing/2015/9/8/chartex" xmlns:cx2="http://schemas.microsoft.com/office/drawing/2015/10/21/chartex" xmlns:cx3="http://schemas.microsoft.com/office/drawing/2016/5/9/chartex" xmlns:cx4="http://schemas.microsoft.com/office/drawing/2016/5/10/chartex" xmlns:cx5="http://schemas.microsoft.com/office/drawing/2016/5/11/chartex" xmlns:cx6="http://schemas.microsoft.com/office/drawing/2016/5/12/chartex" xmlns:cx7="http://schemas.microsoft.com/office/drawing/2016/5/13/chartex" xmlns:cx8="http://schemas.microsoft.com/office/drawing/2016/5/14/chartex" xmlns:mc="http://schemas.openxmlformats.org/markup-compatibility/2006" xmlns:aink="http://schemas.microsoft.com/office/drawing/2016/ink" xmlns:am3d="http://schemas.microsoft.com/office/drawing/2017/model3d" xmlns:o="urn:schemas-microsoft-com:office:office" xmlns:oel="http://schemas.microsoft.com/office/2019/extlst" xmlns:r="http://schemas.openxmlformats.org/officeDocument/2006/relationships" xmlns:m="http://schemas.openxmlformats.org/officeDocument/2006/math" xmlns:v="urn:schemas-microsoft-com:vml" xmlns:wp14="http://schemas.microsoft.com/office/word/2010/wordprocessingDrawing" xmlns:wp="http://schemas.openxmlformats.org/drawingml/2006/wordprocessingDrawing" xmlns:w10="urn:schemas-microsoft-com:office:word" xmlns:w="http://schemas.openxmlformats.org/wordprocessingml/2006/main" xmlns:w14="http://schemas.microsoft.com/office/word/2010/wordml" xmlns:w15="http://schemas.microsoft.com/office/word/2012/wordml" xmlns:w16cex="http://schemas.microsoft.com/office/word/2018/wordml/cex" xmlns:w16cid="http://schemas.microsoft.com/office/word/2016/wordml/cid" xmlns:w16="http://schemas.microsoft.com/office/word/2018/wordml" xmlns:w16du="http://schemas.microsoft.com/office/word/2023/wordml/word16du" xmlns:w16sdtdh="http://schemas.microsoft.com/office/word/2020/wordml/sdtdatahash" xmlns:w16se="http://schemas.microsoft.com/office/word/2015/wordml/symex" xmlns:wpg="http://schemas.microsoft.com/office/word/2010/wordprocessingGroup" xmlns:wpi="http://schemas.microsoft.com/office/word/2010/wordprocessingInk" xmlns:wne="http://schemas.microsoft.com/office/word/2006/wordml" xmlns:wps="http://schemas.microsoft.com/office/word/2010/wordprocessingShape" mc:Ignorable="w14 w15 w16se w16cid w16 w16cex w16sdtdh w16du wp14">
+<w:document xmlns:wpc="http://schemas.microsoft.com/office/word/2010/wordprocessingCanvas" xmlns:cx="http://schemas.microsoft.com/office/drawing/2014/chartex" xmlns:cx1="http://schemas.microsoft.com/office/drawing/2015/9/8/chartex" xmlns:cx2="http://schemas.microsoft.com/office/drawing/2015/10/21/chartex" xmlns:cx3="http://schemas.microsoft.com/office/drawing/2016/5/9/chartex" xmlns:cx4="http://schemas.microsoft.com/office/drawing/2016/5/10/chartex" xmlns:cx5="http://schemas.microsoft.com/office/drawing/2016/5/11/chartex" xmlns:cx6="http://schemas.microsoft.com/office/drawing/2016/5/12/chartex" xmlns:cx7="http://schemas.microsoft.com/office/drawing/2016/5/13/chartex" xmlns:cx8="http://schemas.microsoft.com/office/drawing/2016/5/14/chartex" xmlns:mc="http://schemas.openxmlformats.org/markup-compatibility/2006" xmlns:m="http://schemas.openxmlformats.org/officeDocument/2006/math" xmlns:aink="http://schemas.microsoft.com/office/drawing/2016/ink" xmlns:am3d="http://schemas.microsoft.com/office/drawing/2017/model3d" xmlns:oel="http://schemas.microsoft.com/office/2019/extlst" xmlns:r="http://schemas.openxmlformats.org/officeDocument/2006/relationships" xmlns:wp14="http://schemas.microsoft.com/office/word/2010/wordprocessingDrawing" xmlns:wp="http://schemas.openxmlformats.org/drawingml/2006/wordprocessingDrawing" xmlns:wpg="http://schemas.microsoft.com/office/word/2010/wordprocessingGroup" xmlns:wpi="http://schemas.microsoft.com/office/word/2010/wordprocessingInk" xmlns:wps="http://schemas.microsoft.com/office/word/2010/wordprocessingShape" xmlns:o="urn:schemas-microsoft-com:office:office" xmlns:v="urn:schemas-microsoft-com:vml" xmlns:w10="urn:schemas-microsoft-com:office:word" xmlns:w="http://schemas.openxmlformats.org/wordprocessingml/2006/main" xmlns:w14="http://schemas.microsoft.com/office/word/2010/wordml" xmlns:w15="http://schemas.microsoft.com/office/word/2012/wordml" xmlns:w16cex="http://schemas.microsoft.com/office/word/2018/wordml/cex" xmlns:w16cid="http://schemas.microsoft.com/office/word/2016/wordml/cid" xmlns:w16="http://schemas.microsoft.com/office/word/2018/wordml" xmlns:w16sdtdh="http://schemas.microsoft.com/office/word/2020/wordml/sdtdatahash" xmlns:w16sdtfl="http://schemas.microsoft.com/office/word/2024/wordml/sdtformatlock" xmlns:w16se="http://schemas.microsoft.com/office/word/2015/wordml/symex" xmlns:w16du="http://schemas.microsoft.com/office/word/2023/wordml/word16du" xmlns:wne="http://schemas.microsoft.com/office/word/2006/wordml" mc:Ignorable="w14 w15 w16se w16cid w16 w16cex w16sdtdh w16sdtfl w16du wp14">
   <w:body>
     <w:p>
       <w:pPr>
@@ -88,8 +88,13 @@
         <w:rPr>
           <w:noProof/>
         </w:rPr>
-        <w:pict w14:anchorId="554CD7DB">
-          <v:rect id="_x0000_i1029" alt="" style="width:451.3pt;height:.05pt;mso-width-percent:0;mso-height-percent:0;mso-width-percent:0;mso-height-percent:0" o:hralign="center" o:hrstd="t" o:hr="t" fillcolor="#a0a0a0" stroked="f"/>
+      </w:r>
+      <w:r>
+        <w:pict w14:anchorId="52421C2A">
+          <v:rect id="Horizontal Line 1" o:spid="_x0000_s1030" style="width:451.3pt;height:.05pt;visibility:visible;mso-wrap-style:square;mso-left-percent:-10001;mso-top-percent:-10001;mso-position-horizontal:absolute;mso-position-horizontal-relative:char;mso-position-vertical:absolute;mso-position-vertical-relative:line;mso-left-percent:-10001;mso-top-percent:-10001;v-text-anchor:top" o:gfxdata="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" filled="f">
+            <o:lock v:ext="edit" rotation="t" aspectratio="t" verticies="t" text="t" shapetype="t"/>
+            <w10:anchorlock/>
+          </v:rect>
         </w:pict>
       </w:r>
     </w:p>
@@ -611,6 +616,21 @@
     <w:p>
       <w:pPr>
         <w:numPr>
+          <w:ilvl w:val="2"/>
+          <w:numId w:val="4"/>
+        </w:numPr>
+      </w:pPr>
+      <w:r>
+        <w:rPr>
+          <w:b/>
+          <w:bCs/>
+        </w:rPr>
+        <w:t>Large-language approaches</w:t>
+      </w:r>
+    </w:p>
+    <w:p>
+      <w:pPr>
+        <w:numPr>
           <w:ilvl w:val="1"/>
           <w:numId w:val="4"/>
         </w:numPr>
@@ -969,8 +989,13 @@
         <w:rPr>
           <w:noProof/>
         </w:rPr>
-        <w:pict w14:anchorId="0001E1C0">
-          <v:rect id="_x0000_i1028" alt="" style="width:451.3pt;height:.05pt;mso-width-percent:0;mso-height-percent:0;mso-width-percent:0;mso-height-percent:0" o:hralign="center" o:hrstd="t" o:hr="t" fillcolor="#a0a0a0" stroked="f"/>
+      </w:r>
+      <w:r>
+        <w:pict w14:anchorId="2D50279D">
+          <v:rect id="Horizontal Line 2" o:spid="_x0000_s1029" style="width:451.3pt;height:.05pt;visibility:visible;mso-wrap-style:square;mso-left-percent:-10001;mso-top-percent:-10001;mso-position-horizontal:absolute;mso-position-horizontal-relative:char;mso-position-vertical:absolute;mso-position-vertical-relative:line;mso-left-percent:-10001;mso-top-percent:-10001;v-text-anchor:top" o:gfxdata="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" filled="f">
+            <o:lock v:ext="edit" rotation="t" aspectratio="t" verticies="t" text="t" shapetype="t"/>
+            <w10:anchorlock/>
+          </v:rect>
         </w:pict>
       </w:r>
     </w:p>
@@ -1140,8 +1165,13 @@
         <w:rPr>
           <w:noProof/>
         </w:rPr>
-        <w:pict w14:anchorId="633E3985">
-          <v:rect id="_x0000_i1027" alt="" style="width:451.3pt;height:.05pt;mso-width-percent:0;mso-height-percent:0;mso-width-percent:0;mso-height-percent:0" o:hralign="center" o:hrstd="t" o:hr="t" fillcolor="#a0a0a0" stroked="f"/>
+      </w:r>
+      <w:r>
+        <w:pict w14:anchorId="71749740">
+          <v:rect id="Horizontal Line 3" o:spid="_x0000_s1028" style="width:451.3pt;height:.05pt;visibility:visible;mso-wrap-style:square;mso-left-percent:-10001;mso-top-percent:-10001;mso-position-horizontal:absolute;mso-position-horizontal-relative:char;mso-position-vertical:absolute;mso-position-vertical-relative:line;mso-left-percent:-10001;mso-top-percent:-10001;v-text-anchor:top" o:gfxdata="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" filled="f">
+            <o:lock v:ext="edit" rotation="t" aspectratio="t" verticies="t" text="t" shapetype="t"/>
+            <w10:anchorlock/>
+          </v:rect>
         </w:pict>
       </w:r>
     </w:p>
@@ -1373,8 +1403,13 @@
         <w:rPr>
           <w:noProof/>
         </w:rPr>
-        <w:pict w14:anchorId="65319B0D">
-          <v:rect id="_x0000_i1026" alt="" style="width:451.3pt;height:.05pt;mso-width-percent:0;mso-height-percent:0;mso-width-percent:0;mso-height-percent:0" o:hralign="center" o:hrstd="t" o:hr="t" fillcolor="#a0a0a0" stroked="f"/>
+      </w:r>
+      <w:r>
+        <w:pict w14:anchorId="2B60CC6D">
+          <v:rect id="Horizontal Line 4" o:spid="_x0000_s1027" style="width:451.3pt;height:.05pt;visibility:visible;mso-wrap-style:square;mso-left-percent:-10001;mso-top-percent:-10001;mso-position-horizontal:absolute;mso-position-horizontal-relative:char;mso-position-vertical:absolute;mso-position-vertical-relative:line;mso-left-percent:-10001;mso-top-percent:-10001;v-text-anchor:top" o:gfxdata="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" filled="f">
+            <o:lock v:ext="edit" rotation="t" aspectratio="t" verticies="t" text="t" shapetype="t"/>
+            <w10:anchorlock/>
+          </v:rect>
         </w:pict>
       </w:r>
     </w:p>
@@ -1470,8 +1505,13 @@
         <w:rPr>
           <w:noProof/>
         </w:rPr>
-        <w:pict w14:anchorId="3B163377">
-          <v:rect id="_x0000_i1025" alt="" style="width:451.3pt;height:.05pt;mso-width-percent:0;mso-height-percent:0;mso-width-percent:0;mso-height-percent:0" o:hralign="center" o:hrstd="t" o:hr="t" fillcolor="#a0a0a0" stroked="f"/>
+      </w:r>
+      <w:r>
+        <w:pict w14:anchorId="0BFC2189">
+          <v:rect id="Horizontal Line 5" o:spid="_x0000_s1026" style="width:451.3pt;height:.05pt;visibility:visible;mso-wrap-style:square;mso-left-percent:-10001;mso-top-percent:-10001;mso-position-horizontal:absolute;mso-position-horizontal-relative:char;mso-position-vertical:absolute;mso-position-vertical-relative:line;mso-left-percent:-10001;mso-top-percent:-10001;v-text-anchor:top" o:gfxdata="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" filled="f">
+            <o:lock v:ext="edit" rotation="t" aspectratio="t" verticies="t" text="t" shapetype="t"/>
+            <w10:anchorlock/>
+          </v:rect>
         </w:pict>
       </w:r>
     </w:p>
@@ -1487,7 +1527,7 @@
 </file>
 
 <file path=word/numbering.xml><?xml version="1.0" encoding="utf-8"?>
-<w:numbering xmlns:wpc="http://schemas.microsoft.com/office/word/2010/wordprocessingCanvas" xmlns:cx="http://schemas.microsoft.com/office/drawing/2014/chartex" xmlns:cx1="http://schemas.microsoft.com/office/drawing/2015/9/8/chartex" xmlns:cx2="http://schemas.microsoft.com/office/drawing/2015/10/21/chartex" xmlns:cx3="http://schemas.microsoft.com/office/drawing/2016/5/9/chartex" xmlns:cx4="http://schemas.microsoft.com/office/drawing/2016/5/10/chartex" xmlns:cx5="http://schemas.microsoft.com/office/drawing/2016/5/11/chartex" xmlns:cx6="http://schemas.microsoft.com/office/drawing/2016/5/12/chartex" xmlns:cx7="http://schemas.microsoft.com/office/drawing/2016/5/13/chartex" xmlns:cx8="http://schemas.microsoft.com/office/drawing/2016/5/14/chartex" xmlns:mc="http://schemas.openxmlformats.org/markup-compatibility/2006" xmlns:aink="http://schemas.microsoft.com/office/drawing/2016/ink" xmlns:am3d="http://schemas.microsoft.com/office/drawing/2017/model3d" xmlns:o="urn:schemas-microsoft-com:office:office" xmlns:oel="http://schemas.microsoft.com/office/2019/extlst" xmlns:r="http://schemas.openxmlformats.org/officeDocument/2006/relationships" xmlns:m="http://schemas.openxmlformats.org/officeDocument/2006/math" xmlns:v="urn:schemas-microsoft-com:vml" xmlns:wp14="http://schemas.microsoft.com/office/word/2010/wordprocessingDrawing" xmlns:wp="http://schemas.openxmlformats.org/drawingml/2006/wordprocessingDrawing" xmlns:w10="urn:schemas-microsoft-com:office:word" xmlns:w="http://schemas.openxmlformats.org/wordprocessingml/2006/main" xmlns:w14="http://schemas.microsoft.com/office/word/2010/wordml" xmlns:w15="http://schemas.microsoft.com/office/word/2012/wordml" xmlns:w16cex="http://schemas.microsoft.com/office/word/2018/wordml/cex" xmlns:w16cid="http://schemas.microsoft.com/office/word/2016/wordml/cid" xmlns:w16="http://schemas.microsoft.com/office/word/2018/wordml" xmlns:w16du="http://schemas.microsoft.com/office/word/2023/wordml/word16du" xmlns:w16sdtdh="http://schemas.microsoft.com/office/word/2020/wordml/sdtdatahash" xmlns:w16se="http://schemas.microsoft.com/office/word/2015/wordml/symex" xmlns:wpg="http://schemas.microsoft.com/office/word/2010/wordprocessingGroup" xmlns:wpi="http://schemas.microsoft.com/office/word/2010/wordprocessingInk" xmlns:wne="http://schemas.microsoft.com/office/word/2006/wordml" xmlns:wps="http://schemas.microsoft.com/office/word/2010/wordprocessingShape" mc:Ignorable="w14 w15 w16se w16cid w16 w16cex w16sdtdh w16du wp14">
+<w:numbering xmlns:wpc="http://schemas.microsoft.com/office/word/2010/wordprocessingCanvas" xmlns:cx="http://schemas.microsoft.com/office/drawing/2014/chartex" xmlns:cx1="http://schemas.microsoft.com/office/drawing/2015/9/8/chartex" xmlns:cx2="http://schemas.microsoft.com/office/drawing/2015/10/21/chartex" xmlns:cx3="http://schemas.microsoft.com/office/drawing/2016/5/9/chartex" xmlns:cx4="http://schemas.microsoft.com/office/drawing/2016/5/10/chartex" xmlns:cx5="http://schemas.microsoft.com/office/drawing/2016/5/11/chartex" xmlns:cx6="http://schemas.microsoft.com/office/drawing/2016/5/12/chartex" xmlns:cx7="http://schemas.microsoft.com/office/drawing/2016/5/13/chartex" xmlns:cx8="http://schemas.microsoft.com/office/drawing/2016/5/14/chartex" xmlns:mc="http://schemas.openxmlformats.org/markup-compatibility/2006" xmlns:m="http://schemas.openxmlformats.org/officeDocument/2006/math" xmlns:aink="http://schemas.microsoft.com/office/drawing/2016/ink" xmlns:am3d="http://schemas.microsoft.com/office/drawing/2017/model3d" xmlns:oel="http://schemas.microsoft.com/office/2019/extlst" xmlns:r="http://schemas.openxmlformats.org/officeDocument/2006/relationships" xmlns:wp14="http://schemas.microsoft.com/office/word/2010/wordprocessingDrawing" xmlns:wp="http://schemas.openxmlformats.org/drawingml/2006/wordprocessingDrawing" xmlns:wpg="http://schemas.microsoft.com/office/word/2010/wordprocessingGroup" xmlns:wpi="http://schemas.microsoft.com/office/word/2010/wordprocessingInk" xmlns:wps="http://schemas.microsoft.com/office/word/2010/wordprocessingShape" xmlns:o="urn:schemas-microsoft-com:office:office" xmlns:v="urn:schemas-microsoft-com:vml" xmlns:w10="urn:schemas-microsoft-com:office:word" xmlns:w="http://schemas.openxmlformats.org/wordprocessingml/2006/main" xmlns:w14="http://schemas.microsoft.com/office/word/2010/wordml" xmlns:w15="http://schemas.microsoft.com/office/word/2012/wordml" xmlns:w16cex="http://schemas.microsoft.com/office/word/2018/wordml/cex" xmlns:w16cid="http://schemas.microsoft.com/office/word/2016/wordml/cid" xmlns:w16="http://schemas.microsoft.com/office/word/2018/wordml" xmlns:w16sdtdh="http://schemas.microsoft.com/office/word/2020/wordml/sdtdatahash" xmlns:w16sdtfl="http://schemas.microsoft.com/office/word/2024/wordml/sdtformatlock" xmlns:w16se="http://schemas.microsoft.com/office/word/2015/wordml/symex" xmlns:w16du="http://schemas.microsoft.com/office/word/2023/wordml/word16du" xmlns:wne="http://schemas.microsoft.com/office/word/2006/wordml" mc:Ignorable="w14 w15 w16se w16cid w16 w16cex w16sdtdh w16sdtfl w16du wp14">
   <w:abstractNum w:abstractNumId="0" w15:restartNumberingAfterBreak="0">
     <w:nsid w:val="108E3D92"/>
     <w:multiLevelType w:val="multilevel"/>
@@ -3772,7 +3812,7 @@
 </file>
 
 <file path=word/styles.xml><?xml version="1.0" encoding="utf-8"?>
-<w:styles xmlns:mc="http://schemas.openxmlformats.org/markup-compatibility/2006" xmlns:r="http://schemas.openxmlformats.org/officeDocument/2006/relationships" xmlns:w="http://schemas.openxmlformats.org/wordprocessingml/2006/main" xmlns:w14="http://schemas.microsoft.com/office/word/2010/wordml" xmlns:w15="http://schemas.microsoft.com/office/word/2012/wordml" xmlns:w16cex="http://schemas.microsoft.com/office/word/2018/wordml/cex" xmlns:w16cid="http://schemas.microsoft.com/office/word/2016/wordml/cid" xmlns:w16="http://schemas.microsoft.com/office/word/2018/wordml" xmlns:w16du="http://schemas.microsoft.com/office/word/2023/wordml/word16du" xmlns:w16sdtdh="http://schemas.microsoft.com/office/word/2020/wordml/sdtdatahash" xmlns:w16se="http://schemas.microsoft.com/office/word/2015/wordml/symex" mc:Ignorable="w14 w15 w16se w16cid w16 w16cex w16sdtdh w16du">
+<w:styles xmlns:mc="http://schemas.openxmlformats.org/markup-compatibility/2006" xmlns:r="http://schemas.openxmlformats.org/officeDocument/2006/relationships" xmlns:w="http://schemas.openxmlformats.org/wordprocessingml/2006/main" xmlns:w14="http://schemas.microsoft.com/office/word/2010/wordml" xmlns:w15="http://schemas.microsoft.com/office/word/2012/wordml" xmlns:w16cex="http://schemas.microsoft.com/office/word/2018/wordml/cex" xmlns:w16cid="http://schemas.microsoft.com/office/word/2016/wordml/cid" xmlns:w16="http://schemas.microsoft.com/office/word/2018/wordml" xmlns:w16sdtdh="http://schemas.microsoft.com/office/word/2020/wordml/sdtdatahash" xmlns:w16sdtfl="http://schemas.microsoft.com/office/word/2024/wordml/sdtformatlock" xmlns:w16se="http://schemas.microsoft.com/office/word/2015/wordml/symex" xmlns:w16du="http://schemas.microsoft.com/office/word/2023/wordml/word16du" mc:Ignorable="w14 w15 w16se w16cid w16 w16cex w16sdtdh w16sdtfl w16du">
   <w:docDefaults>
     <w:rPrDefault>
       <w:rPr>
